--- a/public/labs/pmzi/ЛР7_ПМЗІ_Реалізація_алгоритму_SHA.docx
+++ b/public/labs/pmzi/ЛР7_ПМЗІ_Реалізація_алгоритму_SHA.docx
@@ -15,7 +15,7 @@
         <w:pStyle w:val="Subtitle"/>
       </w:pPr>
       <w:r>
-        <w:t xml:space="preserve">Реалізація алгоритму SHA</w:t>
+        <w:t xml:space="preserve">Реалізація алгоритму хешування SHA. Блок-схема алгоритму</w:t>
       </w:r>
     </w:p>
     <w:p>
@@ -260,16 +260,16 @@
         <w:rPr>
           <w:rStyle w:val="VerbatimChar"/>
         </w:rPr>
-        <w:t xml:space="preserve">│  Повідомлення ──► [PADDING] ──► [РОЗБИТТЯ] ──► [ОБРОБКА] ──► Хеш     │</w:t>
-      </w:r>
-      <w:r>
-        <w:br/>
-      </w:r>
-      <w:r>
-        <w:rPr>
-          <w:rStyle w:val="VerbatimChar"/>
-        </w:rPr>
-        <w:t xml:space="preserve">│                                  512 біт      64 раунди    256 біт   │</w:t>
+        <w:t xml:space="preserve">│  Повідомлення ──► [PADDING] ──► [РОЗБИТТЯ] ──► [ОБРОБКА] ──► Хеш      │</w:t>
+      </w:r>
+      <w:r>
+        <w:br/>
+      </w:r>
+      <w:r>
+        <w:rPr>
+          <w:rStyle w:val="VerbatimChar"/>
+        </w:rPr>
+        <w:t xml:space="preserve">│                                  512 біт      64 раунди    256 біт    │</w:t>
       </w:r>
       <w:r>
         <w:br/>
@@ -2401,6 +2401,123 @@
           <w:rStyle w:val="VerbatimChar"/>
         </w:rPr>
         <w:t xml:space="preserve">    return hasher.finalize();</w:t>
+      </w:r>
+      <w:r>
+        <w:br/>
+      </w:r>
+      <w:r>
+        <w:rPr>
+          <w:rStyle w:val="VerbatimChar"/>
+        </w:rPr>
+        <w:t xml:space="preserve">}</w:t>
+      </w:r>
+      <w:r>
+        <w:br/>
+      </w:r>
+      <w:r>
+        <w:br/>
+      </w:r>
+      <w:r>
+        <w:rPr>
+          <w:rStyle w:val="VerbatimChar"/>
+        </w:rPr>
+        <w:t xml:space="preserve">// Той самий хеш, але 32 байтами замість 64 шістнадцяткових символів.</w:t>
+      </w:r>
+      <w:r>
+        <w:br/>
+      </w:r>
+      <w:r>
+        <w:rPr>
+          <w:rStyle w:val="VerbatimChar"/>
+        </w:rPr>
+        <w:t xml:space="preserve">// Потрібен там, де хеш є не текстом для показу, а даними: ключем,</w:t>
+      </w:r>
+      <w:r>
+        <w:br/>
+      </w:r>
+      <w:r>
+        <w:rPr>
+          <w:rStyle w:val="VerbatimChar"/>
+        </w:rPr>
+        <w:t xml:space="preserve">// вкладеним повідомленням, аргументом HMAC (лабораторна робота №10).</w:t>
+      </w:r>
+      <w:r>
+        <w:br/>
+      </w:r>
+      <w:r>
+        <w:rPr>
+          <w:rStyle w:val="VerbatimChar"/>
+        </w:rPr>
+        <w:t xml:space="preserve">std::vector&lt;unsigned char&gt; sha256Raw(const std::string&amp; message) {</w:t>
+      </w:r>
+      <w:r>
+        <w:br/>
+      </w:r>
+      <w:r>
+        <w:rPr>
+          <w:rStyle w:val="VerbatimChar"/>
+        </w:rPr>
+        <w:t xml:space="preserve">    std::string hex = sha256(message);</w:t>
+      </w:r>
+      <w:r>
+        <w:br/>
+      </w:r>
+      <w:r>
+        <w:rPr>
+          <w:rStyle w:val="VerbatimChar"/>
+        </w:rPr>
+        <w:t xml:space="preserve">    std::vector&lt;unsigned char&gt; raw(32);</w:t>
+      </w:r>
+      <w:r>
+        <w:br/>
+      </w:r>
+      <w:r>
+        <w:br/>
+      </w:r>
+      <w:r>
+        <w:rPr>
+          <w:rStyle w:val="VerbatimChar"/>
+        </w:rPr>
+        <w:t xml:space="preserve">    for (int i = 0; i &lt; 32; i++) {</w:t>
+      </w:r>
+      <w:r>
+        <w:br/>
+      </w:r>
+      <w:r>
+        <w:rPr>
+          <w:rStyle w:val="VerbatimChar"/>
+        </w:rPr>
+        <w:t xml:space="preserve">        raw[i] = static_cast&lt;unsigned char&gt;(</w:t>
+      </w:r>
+      <w:r>
+        <w:br/>
+      </w:r>
+      <w:r>
+        <w:rPr>
+          <w:rStyle w:val="VerbatimChar"/>
+        </w:rPr>
+        <w:t xml:space="preserve">            std::stoi(hex.substr(i * 2, 2), nullptr, 16));</w:t>
+      </w:r>
+      <w:r>
+        <w:br/>
+      </w:r>
+      <w:r>
+        <w:rPr>
+          <w:rStyle w:val="VerbatimChar"/>
+        </w:rPr>
+        <w:t xml:space="preserve">    }</w:t>
+      </w:r>
+      <w:r>
+        <w:br/>
+      </w:r>
+      <w:r>
+        <w:br/>
+      </w:r>
+      <w:r>
+        <w:rPr>
+          <w:rStyle w:val="VerbatimChar"/>
+        </w:rPr>
+        <w:t xml:space="preserve">    return raw;</w:t>
       </w:r>
       <w:r>
         <w:br/>
@@ -3676,13 +3793,30 @@
       </w:tr>
     </w:tbl>
     <w:bookmarkEnd w:id="24"/>
-    <w:bookmarkStart w:id="25" w:name="контрольні-запитання"/>
+    <w:bookmarkStart w:id="28" w:name="контрольні-запитання"/>
     <w:p>
       <w:pPr>
         <w:pStyle w:val="Heading2"/>
       </w:pPr>
       <w:r>
         <w:t xml:space="preserve">Контрольні запитання</w:t>
+      </w:r>
+    </w:p>
+    <w:p>
+      <w:pPr>
+        <w:pStyle w:val="FirstParagraph"/>
+      </w:pPr>
+      <w:r>
+        <w:t xml:space="preserve">Запитання згруповано за рівнями навчальних досягнень. Для позитивної оцінки студент має відповісти на запитання середнього рівня, оцінка «добре» потребує відповідей достатнього рівня, оцінка «відмінно» — високого.</w:t>
+      </w:r>
+    </w:p>
+    <w:bookmarkStart w:id="25" w:name="середній-рівень-репродуктивний"/>
+    <w:p>
+      <w:pPr>
+        <w:pStyle w:val="Heading3"/>
+      </w:pPr>
+      <w:r>
+        <w:t xml:space="preserve">Середній рівень (репродуктивний)</w:t>
       </w:r>
     </w:p>
     <w:p>
@@ -3695,7 +3829,7 @@
         <w:jc w:val="both"/>
       </w:pPr>
       <w:r>
-        <w:t xml:space="preserve">Який розмір виводу SHA-256? Скільки це в байтах та шістнадцяткових символах?</w:t>
+        <w:t xml:space="preserve">Який розмір виводу має SHA-256? Скільки це байтів і шістнадцяткових символів?</w:t>
       </w:r>
     </w:p>
     <w:p>
@@ -3708,7 +3842,7 @@
         <w:jc w:val="both"/>
       </w:pPr>
       <w:r>
-        <w:t xml:space="preserve">Що таке лавинний ефект і чому він важливий для криптографічної хеш-функції?</w:t>
+        <w:t xml:space="preserve">Скільки раундів виконується під час обробки одного блоку?</w:t>
       </w:r>
     </w:p>
     <w:p>
@@ -3721,7 +3855,7 @@
         <w:jc w:val="both"/>
       </w:pPr>
       <w:r>
-        <w:t xml:space="preserve">Скільки раундів виконується при обробці одного блоку в SHA-256?</w:t>
+        <w:t xml:space="preserve">Який розмір блоку обробляє SHA-256?</w:t>
       </w:r>
     </w:p>
     <w:p>
@@ -3747,7 +3881,7 @@
         <w:jc w:val="both"/>
       </w:pPr>
       <w:r>
-        <w:t xml:space="preserve">Чим відрізняється SHA-256 від MD5? Чому MD5 вважається небезпечним?</w:t>
+        <w:t xml:space="preserve">Що таке лавинний ефект?</w:t>
       </w:r>
     </w:p>
     <w:p>
@@ -3760,7 +3894,7 @@
         <w:jc w:val="both"/>
       </w:pPr>
       <w:r>
-        <w:t xml:space="preserve">Що таке колізія хеш-функції? Чи можлива вона теоретично для SHA-256?</w:t>
+        <w:t xml:space="preserve">Що таке колізія хеш-функції?</w:t>
       </w:r>
     </w:p>
     <w:p>
@@ -3773,7 +3907,7 @@
         <w:jc w:val="both"/>
       </w:pPr>
       <w:r>
-        <w:t xml:space="preserve">Де застосовуються хеш-функції в реальних системах?</w:t>
+        <w:t xml:space="preserve">Назвіть три властивості криптографічної хеш-функції.</w:t>
       </w:r>
     </w:p>
     <w:p>
@@ -3786,7 +3920,17 @@
         <w:jc w:val="both"/>
       </w:pPr>
       <w:r>
-        <w:t xml:space="preserve">Що таке HMAC і чим він відрізняється від простого хешування?</w:t>
+        <w:t xml:space="preserve">Де застосовуються хеш-функції в реальних системах?</w:t>
+      </w:r>
+    </w:p>
+    <w:bookmarkEnd w:id="25"/>
+    <w:bookmarkStart w:id="26" w:name="Xf8a59b0220f3a7cb520922cfcf2989f7f66f7c3"/>
+    <w:p>
+      <w:pPr>
+        <w:pStyle w:val="Heading3"/>
+      </w:pPr>
+      <w:r>
+        <w:t xml:space="preserve">Достатній рівень (конструктивно-варіативний)</w:t>
       </w:r>
     </w:p>
     <w:p>
@@ -3794,21 +3938,12 @@
         <w:pStyle w:val="Compact"/>
         <w:numPr>
           <w:ilvl w:val="0"/>
-          <w:numId w:val="1006"/>
+          <w:numId w:val="1007"/>
         </w:numPr>
         <w:jc w:val="both"/>
       </w:pPr>
       <w:r>
-        <w:t xml:space="preserve">Чому хеші паролів краще зберігати з</w:t>
-      </w:r>
-      <w:r>
-        <w:t xml:space="preserve"> </w:t>
-      </w:r>
-      <w:r>
-        <w:t xml:space="preserve">“сіллю”</w:t>
-      </w:r>
-      <w:r>
-        <w:t xml:space="preserve">?</w:t>
+        <w:t xml:space="preserve">Чому хеш-функція незворотна, хоча складається з оборотних операцій?</w:t>
       </w:r>
     </w:p>
     <w:p>
@@ -3816,15 +3951,156 @@
         <w:pStyle w:val="Compact"/>
         <w:numPr>
           <w:ilvl w:val="0"/>
-          <w:numId w:val="1006"/>
+          <w:numId w:val="1007"/>
         </w:numPr>
         <w:jc w:val="both"/>
       </w:pPr>
       <w:r>
+        <w:t xml:space="preserve">Чим SHA-256 відрізняється від MD5 і чому MD5 більше не вважають безпечним?</w:t>
+      </w:r>
+    </w:p>
+    <w:p>
+      <w:pPr>
+        <w:pStyle w:val="Compact"/>
+        <w:numPr>
+          <w:ilvl w:val="0"/>
+          <w:numId w:val="1007"/>
+        </w:numPr>
+        <w:jc w:val="both"/>
+      </w:pPr>
+      <w:r>
+        <w:t xml:space="preserve">Чи можлива колізія для SHA-256 теоретично? Оцініть складність її пошуку.</w:t>
+      </w:r>
+    </w:p>
+    <w:p>
+      <w:pPr>
+        <w:pStyle w:val="Compact"/>
+        <w:numPr>
+          <w:ilvl w:val="0"/>
+          <w:numId w:val="1007"/>
+        </w:numPr>
+        <w:jc w:val="both"/>
+      </w:pPr>
+      <w:r>
+        <w:t xml:space="preserve">Що таке HMAC і чим він відрізняється від простого хешування зі склеюванням ключа?</w:t>
+      </w:r>
+    </w:p>
+    <w:p>
+      <w:pPr>
+        <w:pStyle w:val="Compact"/>
+        <w:numPr>
+          <w:ilvl w:val="0"/>
+          <w:numId w:val="1007"/>
+        </w:numPr>
+        <w:jc w:val="both"/>
+      </w:pPr>
+      <w:r>
+        <w:t xml:space="preserve">Чому хеші паролів зберігають із «сіллю» і що саме вона унеможливлює?</w:t>
+      </w:r>
+    </w:p>
+    <w:p>
+      <w:pPr>
+        <w:pStyle w:val="Compact"/>
+        <w:numPr>
+          <w:ilvl w:val="0"/>
+          <w:numId w:val="1007"/>
+        </w:numPr>
+        <w:jc w:val="both"/>
+      </w:pPr>
+      <w:r>
+        <w:t xml:space="preserve">Чому для зберігання паролів рекомендують повільні функції, а не SHA-256?</w:t>
+      </w:r>
+    </w:p>
+    <w:p>
+      <w:pPr>
+        <w:pStyle w:val="Compact"/>
+        <w:numPr>
+          <w:ilvl w:val="0"/>
+          <w:numId w:val="1007"/>
+        </w:numPr>
+        <w:jc w:val="both"/>
+      </w:pPr>
+      <w:r>
+        <w:t xml:space="preserve">Як перевірити реалізацію на офіційних тестових векторах NIST?</w:t>
+      </w:r>
+    </w:p>
+    <w:p>
+      <w:pPr>
+        <w:pStyle w:val="Compact"/>
+        <w:numPr>
+          <w:ilvl w:val="0"/>
+          <w:numId w:val="1007"/>
+        </w:numPr>
+        <w:jc w:val="both"/>
+      </w:pPr>
+      <w:r>
         <w:t xml:space="preserve">Як хеш-функції використовуються в блокчейні?</w:t>
       </w:r>
     </w:p>
-    <w:bookmarkEnd w:id="25"/>
+    <w:bookmarkEnd w:id="26"/>
+    <w:bookmarkStart w:id="27" w:name="високий-рівень-творчий"/>
+    <w:p>
+      <w:pPr>
+        <w:pStyle w:val="Heading3"/>
+      </w:pPr>
+      <w:r>
+        <w:t xml:space="preserve">Високий рівень (творчий)</w:t>
+      </w:r>
+    </w:p>
+    <w:p>
+      <w:pPr>
+        <w:pStyle w:val="Compact"/>
+        <w:numPr>
+          <w:ilvl w:val="0"/>
+          <w:numId w:val="1008"/>
+        </w:numPr>
+        <w:jc w:val="both"/>
+      </w:pPr>
+      <w:r>
+        <w:t xml:space="preserve">Поясніть, чому довжина повідомлення обов’язково входить у доповнення, і яку атаку це унеможливлює.</w:t>
+      </w:r>
+    </w:p>
+    <w:p>
+      <w:pPr>
+        <w:pStyle w:val="Compact"/>
+        <w:numPr>
+          <w:ilvl w:val="0"/>
+          <w:numId w:val="1008"/>
+        </w:numPr>
+        <w:jc w:val="both"/>
+      </w:pPr>
+      <w:r>
+        <w:t xml:space="preserve">Оцініть, скільки спроб у середньому потрібно для пошуку колізії SHA-256 за парадоксом днів народження, і що це означає практично.</w:t>
+      </w:r>
+    </w:p>
+    <w:p>
+      <w:pPr>
+        <w:pStyle w:val="Compact"/>
+        <w:numPr>
+          <w:ilvl w:val="0"/>
+          <w:numId w:val="1008"/>
+        </w:numPr>
+        <w:jc w:val="both"/>
+      </w:pPr>
+      <w:r>
+        <w:t xml:space="preserve">Запропонуйте схему перевірки цілісності великого архіву файлів на основі хешування. Обґрунтуйте вибір структури.</w:t>
+      </w:r>
+    </w:p>
+    <w:p>
+      <w:pPr>
+        <w:pStyle w:val="Compact"/>
+        <w:numPr>
+          <w:ilvl w:val="0"/>
+          <w:numId w:val="1008"/>
+        </w:numPr>
+        <w:jc w:val="both"/>
+      </w:pPr>
+      <w:r>
+        <w:t xml:space="preserve">Сформулюйте критерії, за якими обирають хеш-функцію для нової системи, і поясніть, чому «найновіша» не завжди означає «найкраща».</w:t>
+      </w:r>
+    </w:p>
+    <w:bookmarkEnd w:id="27"/>
+    <w:bookmarkEnd w:id="28"/>
     <w:sectPr>
       <w:pgSz w:h="16838" w:orient="portrait" w:w="11906"/>
       <w:pgMar w:bottom="1134" w:footer="708" w:gutter="0" w:header="708" w:left="1418" w:right="851" w:top="1134"/>
@@ -4185,6 +4461,66 @@
     <w:abstractNumId w:val="991"/>
   </w:num>
   <w:num w:numId="1006">
+    <w:abstractNumId w:val="99411"/>
+    <w:lvlOverride w:ilvl="0">
+      <w:startOverride w:val="1"/>
+    </w:lvlOverride>
+    <w:lvlOverride w:ilvl="1">
+      <w:startOverride w:val="1"/>
+    </w:lvlOverride>
+    <w:lvlOverride w:ilvl="2">
+      <w:startOverride w:val="1"/>
+    </w:lvlOverride>
+    <w:lvlOverride w:ilvl="3">
+      <w:startOverride w:val="1"/>
+    </w:lvlOverride>
+    <w:lvlOverride w:ilvl="4">
+      <w:startOverride w:val="1"/>
+    </w:lvlOverride>
+    <w:lvlOverride w:ilvl="5">
+      <w:startOverride w:val="1"/>
+    </w:lvlOverride>
+    <w:lvlOverride w:ilvl="6">
+      <w:startOverride w:val="1"/>
+    </w:lvlOverride>
+    <w:lvlOverride w:ilvl="7">
+      <w:startOverride w:val="1"/>
+    </w:lvlOverride>
+    <w:lvlOverride w:ilvl="8">
+      <w:startOverride w:val="1"/>
+    </w:lvlOverride>
+  </w:num>
+  <w:num w:numId="1007">
+    <w:abstractNumId w:val="99411"/>
+    <w:lvlOverride w:ilvl="0">
+      <w:startOverride w:val="1"/>
+    </w:lvlOverride>
+    <w:lvlOverride w:ilvl="1">
+      <w:startOverride w:val="1"/>
+    </w:lvlOverride>
+    <w:lvlOverride w:ilvl="2">
+      <w:startOverride w:val="1"/>
+    </w:lvlOverride>
+    <w:lvlOverride w:ilvl="3">
+      <w:startOverride w:val="1"/>
+    </w:lvlOverride>
+    <w:lvlOverride w:ilvl="4">
+      <w:startOverride w:val="1"/>
+    </w:lvlOverride>
+    <w:lvlOverride w:ilvl="5">
+      <w:startOverride w:val="1"/>
+    </w:lvlOverride>
+    <w:lvlOverride w:ilvl="6">
+      <w:startOverride w:val="1"/>
+    </w:lvlOverride>
+    <w:lvlOverride w:ilvl="7">
+      <w:startOverride w:val="1"/>
+    </w:lvlOverride>
+    <w:lvlOverride w:ilvl="8">
+      <w:startOverride w:val="1"/>
+    </w:lvlOverride>
+  </w:num>
+  <w:num w:numId="1008">
     <w:abstractNumId w:val="99411"/>
     <w:lvlOverride w:ilvl="0">
       <w:startOverride w:val="1"/>
